--- a/extrakty/doc/TC278WG4/extract_18234-10_(2013).docx
+++ b/extrakty/doc/TC278WG4/extract_18234-10_(2013).docx
@@ -1297,7 +1297,7 @@
         <w:rPr>
           <w:sz w:val="18"/>
         </w:rPr>
-        <w:t>Cyclicredundancycheck</w:t>
+        <w:t xml:space="preserve">Cyclic redundancy check</w:t>
       </w:r>
       <w:proofErr w:type="spellEnd"/>
       <w:r>
@@ -2642,7 +2642,7 @@
         <w:rPr>
           <w:i/>
         </w:rPr>
-        <w:t xml:space="preserve"> Používané datové prvky jsou representovány a definovány pomocí stanoveného protokolu s hodnotami, které mohou nab</w:t>
+        <w:t xml:space="preserve"> Používané datové prvky jsou reprezentovány a definovány pomocí stanoveného protokolu s hodnotami, které mohou nab</w:t>
       </w:r>
       <w:r>
         <w:rPr>

--- a/extrakty/doc/TC278WG4/extract_18234-10_(2013).docx
+++ b/extrakty/doc/TC278WG4/extract_18234-10_(2013).docx
@@ -198,10 +198,10 @@
         <w:tab/>
       </w:r>
       <w:r>
-        <w:t>48</w:t>
-      </w:r>
-      <w:r>
-        <w:t xml:space="preserve"> stran</w:t>
+        <w:t xml:space="preserve">Vydána 2013, 48 stran</w:t>
+      </w:r>
+      <w:r>
+        <w:t xml:space="preserve"/>
       </w:r>
     </w:p>
     <w:p>
@@ -621,6 +621,14 @@
     <w:p>
       <w:pPr>
         <w:pStyle w:val="Textnormy"/>
+      </w:pPr>
+      <w:r>
+        <w:t xml:space="preserve">Poznámka: Extrakt uvádí vybrané kapitoly popisovaného dokumentu a přejímá původní číslování kapitol.</w:t>
+      </w:r>
+    </w:p>
+    <w:p>
+      <w:pPr>
+        <w:pStyle w:val="Textnormy"/>
         <w:rPr>
           <w:b/>
           <w:sz w:val="22"/>
@@ -769,20 +777,6 @@
       <w:pPr>
         <w:pStyle w:val="Textnormy"/>
         <w:rPr>
-          <w:sz w:val="18"/>
-        </w:rPr>
-      </w:pPr>
-      <w:r>
-        <w:rPr>
-          <w:sz w:val="18"/>
-        </w:rPr>
-        <w:t>Poznámka: Extrakt přejímá původní číslování kapitol.</w:t>
-      </w:r>
-    </w:p>
-    <w:p>
-      <w:pPr>
-        <w:pStyle w:val="Textnormy"/>
-        <w:rPr>
           <w:b/>
           <w:sz w:val="22"/>
           <w:szCs w:val="22"/>
@@ -804,7 +798,7 @@
           <w:sz w:val="22"/>
           <w:szCs w:val="22"/>
         </w:rPr>
-        <w:t xml:space="preserve">1 </w:t>
+        <w:t xml:space="preserve">1 Předmět normy</w:t>
       </w:r>
       <w:r>
         <w:rPr>
@@ -820,7 +814,7 @@
           <w:sz w:val="22"/>
           <w:szCs w:val="22"/>
         </w:rPr>
-        <w:t xml:space="preserve">Předmět </w:t>
+        <w:t xml:space="preserve"/>
       </w:r>
       <w:r>
         <w:rPr>
@@ -828,7 +822,7 @@
           <w:sz w:val="22"/>
           <w:szCs w:val="22"/>
         </w:rPr>
-        <w:t>technické specifikace</w:t>
+        <w:t/>
       </w:r>
     </w:p>
     <w:p>
@@ -939,7 +933,7 @@
           <w:sz w:val="22"/>
           <w:szCs w:val="22"/>
         </w:rPr>
-        <w:t>2</w:t>
+        <w:t xml:space="preserve">2 Souvisící normy</w:t>
       </w:r>
       <w:r>
         <w:rPr>
@@ -955,7 +949,7 @@
           <w:sz w:val="22"/>
           <w:szCs w:val="22"/>
         </w:rPr>
-        <w:t>Souvisící normy</w:t>
+        <w:t/>
       </w:r>
     </w:p>
     <w:p>
@@ -1057,7 +1051,7 @@
           <w:sz w:val="22"/>
           <w:szCs w:val="22"/>
         </w:rPr>
-        <w:t>3</w:t>
+        <w:t xml:space="preserve">3 Termíny a definice</w:t>
       </w:r>
       <w:r>
         <w:rPr>
@@ -1073,7 +1067,7 @@
           <w:sz w:val="22"/>
           <w:szCs w:val="22"/>
         </w:rPr>
-        <w:t>Termíny a definice</w:t>
+        <w:t/>
       </w:r>
     </w:p>
     <w:p>
@@ -1647,6 +1641,14 @@
           <w:sz w:val="18"/>
         </w:rPr>
         <w:t>Dopravní a cestovní informace</w:t>
+      </w:r>
+    </w:p>
+    <w:p>
+      <w:pPr>
+        <w:pStyle w:val="Textnormy"/>
+      </w:pPr>
+      <w:r>
+        <w:t xml:space="preserve">Další termíny a zkratky z oboru ITS jsou obsaženy ve slovníku ITS terminology (www.ITSterminology.org).</w:t>
       </w:r>
     </w:p>
     <w:p>

--- a/extrakty/doc/TC278WG4/extract_18234-10_(2013).docx
+++ b/extrakty/doc/TC278WG4/extract_18234-10_(2013).docx
@@ -21,7 +21,7 @@
           <w:sz w:val="40"/>
           <w:szCs w:val="40"/>
         </w:rPr>
-        <w:t>EXTRAKT z technické specifikace ISO</w:t>
+        <w:t xml:space="preserve">EXTRAKT z technické specifikace CEN</w:t>
       </w:r>
     </w:p>
     <w:p>
@@ -169,10 +169,10 @@
             </w:pPr>
             <w:r>
               <w:br/>
-              <w:t>ISO/TS 18234</w:t>
+              <w:t xml:space="preserve">CEN ISO/TS 18234-10</w:t>
             </w:r>
             <w:r>
-              <w:t>-10</w:t>
+              <w:t/>
             </w:r>
             <w:r>
               <w:br/>
@@ -198,7 +198,7 @@
         <w:tab/>
       </w:r>
       <w:r>
-        <w:t xml:space="preserve">Vydána 2013, 48 stran</w:t>
+        <w:t xml:space="preserve">Vydána 2013, 57 stran</w:t>
       </w:r>
       <w:r>
         <w:t xml:space="preserve"/>
